--- a/SITP/CN/Notes/M10_Network_Security.docx
+++ b/SITP/CN/Notes/M10_Network_Security.docx
@@ -1078,10 +1078,23 @@
         <w:t xml:space="preserve">ECC</w:t>
       </w:r>
       <w:r>
-        <w:t xml:space="preserve"> </w:t>
-      </w:r>
-      <w:r>
-        <w:t xml:space="preserve">(Diffie-Hellman for key exchange).</w:t>
+        <w:t xml:space="preserve">;</w:t>
+      </w:r>
+      <w:r>
+        <w:t xml:space="preserve"> </w:t>
+      </w:r>
+      <w:r>
+        <w:rPr>
+          <w:b/>
+          <w:bCs/>
+        </w:rPr>
+        <w:t xml:space="preserve">Diffie-Hellman (DH/ECDH)</w:t>
+      </w:r>
+      <w:r>
+        <w:t xml:space="preserve"> </w:t>
+      </w:r>
+      <w:r>
+        <w:t xml:space="preserve">for key exchange.</w:t>
       </w:r>
     </w:p>
     <w:p>
